--- a/2. Inteligencia Artificial/Algoritmo de Busca Profunda (DFS)/Trabalho 01 - Sistemas de Busca (Roberto Junior).docx
+++ b/2. Inteligencia Artificial/Algoritmo de Busca Profunda (DFS)/Trabalho 01 - Sistemas de Busca (Roberto Junior).docx
@@ -618,35 +618,24 @@
         <w:jc w:val="both"/>
       </w:pPr>
       <w:r>
-        <w:t xml:space="preserve">O desenvolvimento do código seguiu uma abordagem iterativa, começando pela definição do problema e a escolha da técnica de busca adequada. A primeira etapa foi entender a estrutura do labirinto e as direções de movimentação possíveis. A partir disso, a função </w:t>
-      </w:r>
-      <w:r>
-        <w:rPr>
-          <w:b/>
-          <w:bCs/>
-        </w:rPr>
-        <w:t>estrategiaAdjacencia</w:t>
-      </w:r>
-      <w:r>
-        <w:t xml:space="preserve"> foi criada, permitindo a definição de diferentes padrões de prioridade para explorar as células adjacentes.</w:t>
-      </w:r>
-    </w:p>
-    <w:p>
-      <w:pPr>
-        <w:jc w:val="both"/>
-      </w:pPr>
-      <w:r>
-        <w:t xml:space="preserve">Inicialmente, a função </w:t>
-      </w:r>
-      <w:r>
-        <w:rPr>
-          <w:b/>
-          <w:bCs/>
-        </w:rPr>
-        <w:t>estrategiaAdjacencia</w:t>
-      </w:r>
-      <w:r>
-        <w:t xml:space="preserve"> foi desenvolvida com a capacidade de suportar 10 estratégias diferentes, definindo a ordem das direções (como cima, baixo, esquerda, direita e diagonais). Isso foi essencial para garantir flexibilidade na busca, permitindo ao algoritmo explorar diferentes caminhos com base nas prioridades de movimentação.</w:t>
+        <w:t xml:space="preserve">O desenvolvimento do código seguiu uma abordagem iterativa, começando pela definição </w:t>
+      </w:r>
+      <w:r>
+        <w:t>do problema e a escolha da técnica de busca adequada. A primeira etapa foi entender a estrutura do labirinto e as direções de movimentação possíveis. A partir disso, a função estrategiaAdjacencia foi criada, permitindo a definição de diferentes padrões de prioridade para explorar as células adjacentes.</w:t>
+      </w:r>
+    </w:p>
+    <w:p>
+      <w:pPr>
+        <w:jc w:val="both"/>
+      </w:pPr>
+      <w:r>
+        <w:t>Inicialmente, a função estrategiaAdjacencia foi desenvolvida com a capacidade de suportar 10 estratégias diferentes, definindo a ordem das direções (como cima, baixo, esquerda, direita e diagonais). Isso foi essencial para garantir</w:t>
+      </w:r>
+      <w:r>
+        <w:t xml:space="preserve"> flexibilidade na busca, permitindo ao algoritmo explorar diferentes caminhos com base nas prioridades de </w:t>
+      </w:r>
+      <w:r>
+        <w:t>movimentação.</w:t>
       </w:r>
     </w:p>
     <w:p>
@@ -658,18 +647,14 @@
       </w:r>
       <w:proofErr w:type="gramStart"/>
       <w:r>
-        <w:t xml:space="preserve">o </w:t>
-      </w:r>
-      <w:r>
-        <w:rPr>
-          <w:b/>
-          <w:bCs/>
-        </w:rPr>
-        <w:t>pandas</w:t>
+        <w:t>o pandas</w:t>
       </w:r>
       <w:proofErr w:type="gramEnd"/>
       <w:r>
-        <w:t xml:space="preserve">. Isso facilitou o manuseio dos dados do labirinto, especialmente considerando que ele pode ter grandes dimensões. Após essa implementação inicial, o algoritmo foi </w:t>
+        <w:t>. Isso facilitou o manuseio dos dados do labirinto, especialmente considerando que ele pode</w:t>
+      </w:r>
+      <w:r>
+        <w:t xml:space="preserve"> ter grandes dimensões. Após essa implementação inicial, o algoritmo foi </w:t>
       </w:r>
       <w:r>
         <w:lastRenderedPageBreak/>
@@ -684,14 +669,10 @@
         <w:t xml:space="preserve">Durante o desenvolvimento, foram feitos ajustes no controle das visitas, criando a matriz </w:t>
       </w:r>
       <w:r>
-        <w:rPr>
-          <w:b/>
-          <w:bCs/>
-        </w:rPr>
-        <w:t>visitas</w:t>
-      </w:r>
-      <w:r>
-        <w:t xml:space="preserve"> para garantir que as células não fossem revisitadas, evitando loops infinitos. Além disso, as células visitadas foram marcadas com o valor 255 diretamente no labirinto para visualização e controle.</w:t>
+        <w:t xml:space="preserve">visitas para </w:t>
+      </w:r>
+      <w:r>
+        <w:t>garantir que as células não fossem revisitadas, evitando loops infinitos. Além disso, as células visitadas foram marcadas com o valor 255 diretamente no labirinto para visualização e controle.</w:t>
       </w:r>
     </w:p>
     <w:p>
@@ -1092,47 +1073,63 @@
         <w:jc w:val="both"/>
       </w:pPr>
       <w:r>
-        <w:t xml:space="preserve">O código utilizado para a implementação do algoritmo de busca está disponível no GitHub, acessível por meio do seguinte link: </w:t>
-      </w:r>
-      <w:r>
-        <w:rPr>
-          <w:b/>
-          <w:bCs/>
-        </w:rPr>
-        <w:t xml:space="preserve">ROBERTO JUNIOR, 2025. Algoritmo de Busca Profunda (DFS). Disponível em: </w:t>
-      </w:r>
-      <w:hyperlink r:id="rId5" w:tgtFrame="_new" w:history="1">
-        <w:r>
-          <w:rPr>
-            <w:rStyle w:val="Hyperlink"/>
-            <w:b/>
-            <w:bCs/>
-          </w:rPr>
-          <w:t>https://github.com/robertojunior1202/Residencia-em-IA---UniSenai/bl</w:t>
-        </w:r>
-        <w:r>
-          <w:rPr>
-            <w:rStyle w:val="Hyperlink"/>
-            <w:b/>
-            <w:bCs/>
-          </w:rPr>
-          <w:t>o</w:t>
-        </w:r>
-        <w:r>
-          <w:rPr>
-            <w:rStyle w:val="Hyperlink"/>
-            <w:b/>
-            <w:bCs/>
-          </w:rPr>
-          <w:t>b/main/2.%20Inteligencia%20Artificial/Algoritmo%20de%20Busca%20Profunda%20(DFS)</w:t>
-        </w:r>
-      </w:hyperlink>
-      <w:r>
-        <w:rPr>
-          <w:b/>
-          <w:bCs/>
-        </w:rPr>
-        <w:t xml:space="preserve"> Acesso em: 30 mar. 2025.</w:t>
+        <w:t xml:space="preserve">O código utilizado para a implementação do algoritmo </w:t>
+      </w:r>
+      <w:r>
+        <w:t>genético</w:t>
+      </w:r>
+      <w:r>
+        <w:t xml:space="preserve"> está disponível no GitHub, acessível por meio do seguinte link: </w:t>
+      </w:r>
+      <w:r>
+        <w:rPr>
+          <w:b/>
+          <w:bCs/>
+        </w:rPr>
+        <w:t xml:space="preserve">ROBERTO JUNIOR, 2025. Algoritmo </w:t>
+      </w:r>
+      <w:proofErr w:type="spellStart"/>
+      <w:r>
+        <w:rPr>
+          <w:b/>
+          <w:bCs/>
+        </w:rPr>
+        <w:t>Genetico</w:t>
+      </w:r>
+      <w:proofErr w:type="spellEnd"/>
+      <w:r>
+        <w:rPr>
+          <w:b/>
+          <w:bCs/>
+        </w:rPr>
+        <w:t xml:space="preserve"> </w:t>
+      </w:r>
+      <w:r>
+        <w:t>Disponível em:</w:t>
+      </w:r>
+      <w:r>
+        <w:rPr>
+          <w:b/>
+          <w:bCs/>
+        </w:rPr>
+        <w:t xml:space="preserve"> </w:t>
+      </w:r>
+      <w:r>
+        <w:rPr>
+          <w:b/>
+          <w:bCs/>
+        </w:rPr>
+        <w:t>https://github.com/robertojunior1202/Residencia-em-IA---UniSenai/blob/main/2.%20Inteligencia%20Artificial/Algoritmo%20de%20Busca%20Profunda%20(DFS)</w:t>
+      </w:r>
+      <w:r>
+        <w:rPr>
+          <w:b/>
+          <w:bCs/>
+        </w:rPr>
+        <w:t xml:space="preserve"> </w:t>
+      </w:r>
+      <w:r>
+        <w:t>Acesso em: 30 mar. 2025.</w:t>
       </w:r>
     </w:p>
     <w:p/>
@@ -3998,6 +3995,7 @@
   <w:style w:type="character" w:default="1" w:styleId="Fontepargpadro">
     <w:name w:val="Default Paragraph Font"/>
     <w:uiPriority w:val="1"/>
+    <w:semiHidden/>
     <w:unhideWhenUsed/>
   </w:style>
   <w:style w:type="table" w:default="1" w:styleId="Tabelanormal">
